--- a/01_《三人行》全24集全流程标杆成品库/05_核心人物一人一档/人物16_徐家宝（徐图图生父·岁月路与飞霞路抢劫案真凶）.docx
+++ b/01_《三人行》全24集全流程标杆成品库/05_核心人物一人一档/人物16_徐家宝（徐图图生父·岁月路与飞霞路抢劫案真凶）.docx
@@ -1189,69 +1189,6 @@
     </w:p>
     <w:p>
       <w:pPr>
-        <w:spacing w:before="160" w:after="80" w:line="384" w:lineRule="auto"/>
-        <w:jc w:val="left"/>
-      </w:pPr>
-      <w:r>
-        <w:rPr>
-          <w:rFonts w:ascii="Arial" w:hAnsi="Arial" w:eastAsia="黑体"/>
-          <w:b/>
-          <w:color w:val="141414"/>
-          <w:sz w:val="22"/>
-        </w:rPr>
-        <w:t>（附）本角色全剧登场场次、具体行动与核心台词逐集纪实（100%对齐定稿文学剧本）</w:t>
-      </w:r>
-    </w:p>
-    <w:p>
-      <w:pPr>
-        <w:spacing w:before="40" w:after="80" w:line="384" w:lineRule="auto"/>
-        <w:ind w:firstLine="400"/>
-        <w:jc w:val="left"/>
-      </w:pPr>
-      <w:r>
-        <w:rPr>
-          <w:rFonts w:ascii="Times New Roman" w:hAnsi="Times New Roman" w:eastAsia="宋体"/>
-          <w:b w:val="0"/>
-          <w:color w:val="141414"/>
-          <w:sz w:val="20"/>
-        </w:rPr>
-        <w:t>◆ EP12《寻未来》：【12-7　外/内　有轨电车站台·车厢与徐图图家（五栋602室） — 夜】：情节与动作调度：寒夜积雪的有轨电车站台上，身穿驼色羊羔毛翻领棉服、戴着红色针织手套的十六岁徐图图正一边等车一边呵气搓手取暖。身穿黑色长款呢大衣的荀未来悄悄走到站牌另一侧，背着手假装看站牌，故意重重咳嗽了两声引起注意，随后探身走近，装出无比惊讶的模样打招呼。 徐图图回过头，看到一身成熟大衣造型的荀未来，微微一怔，礼貌地点头问好。 荀未来抬手挠了挠眉毛掩饰紧张，摆出潇洒的姿态客套，逗得徐图图抿嘴一笑。 五栋六零二室徐图图家客厅内，头戴军绿色平顶帽、身穿黑色皮夹克的赌徒生父（徐父）正满身酒气地逼视着身穿驼色毛衣的舒洁（徐母），恶狠狠地伸手索要赌资！ 就在这时，徐图图推开房门跑进屋里：“妈，我回来了——”看到屋里凶神恶煞的生父，徐图图瞬间僵在门口。舒洁脸色大变，急忙护住女儿往外推：“图图你先出去！”赌徒徐父却猛地一挥手，指着徐图图厉声恐吓！；核心台词实录：徐父：“家里还有多少，都给我拿出来！” ／ 徐父：“哎，你别动！关上门！——我跟你说啊，舒洁，今天你要不拿钱，我就把我闺女带走！” ／ 徐父：“这些都是我花钱买的！我想剪啥剪啥！” ／ 徐父：“好，你不让我活是吧？那就都别活了！” ／ 徐父：“你他妈谁啊？！” ／ 徐父：“哎哎……您是……李爷？”</w:t>
-      </w:r>
-    </w:p>
-    <w:p>
-      <w:pPr>
-        <w:spacing w:before="40" w:after="80" w:line="384" w:lineRule="auto"/>
-        <w:ind w:firstLine="400"/>
-        <w:jc w:val="left"/>
-      </w:pPr>
-      <w:r>
-        <w:rPr>
-          <w:rFonts w:ascii="Times New Roman" w:hAnsi="Times New Roman" w:eastAsia="宋体"/>
-          <w:b w:val="0"/>
-          <w:color w:val="141414"/>
-          <w:sz w:val="20"/>
-        </w:rPr>
-        <w:t>◆ EP22《背对背，肩并肩》：【22-3　内/外　路虎车内·岁月路与24小时自助银行外·雪地废墟与502室客厅 — 日】：情节与动作调度：路虎越野车内，副驾驶上的六十六岁赵了恍然大悟地回过头，向十六岁的赵左右道出了他们此前在第十集发现额头旧疤突然消失时的误会。 赵左右惊讶地瞪大眼睛。 荀未来握着方向盘，思绪瞬间回到了原本时空里2008年的今天—— 就在蒙面劫匪准备冲向妇女的刹那，十六岁的赵左右、四十一岁的荀未来与六十六岁的赵了同时下车，三代同体如三座铁塔般并肩挡在妇女与劫匪之间，六道凌厉的目光直刺劫匪！劫匪被这阵仗吓得浑身一哆嗦，转身就往巷子深处逃窜。赵左右兴奋地击掌： 赵左右重重点头（“有道理，走！”），三人分头包抄，在积雪的废墟空地里将蒙面劫匪堵了个瓮中之鳖！赵左右叉着腰冲劫匪冷笑：；核心台词实录：被抢妇女（闪回）：“学费！我儿子的学费！” ／ 徐家宝：“李爷……又见面了。” ／ 徐家宝：“李爷，我……我发誓，上次见到您的事，我没跟任何人提过啊！您……为什么追着我不放啊？我……我也是被逼得没有办法了，不是吗？” ／ 徐家宝：“我……我叫徐家宝。身份证号：240301196102031817。” ／ 徐家宝：“刚才在……ATM机前面，我是想抢那个阿姨来着。主要是因为我……我老父亲得了绝症啊！” ／ 徐家宝：“哎，对，得说实话。主要是……我昨天又赌输了不少钱，还不上债了。我这……我也是走投无路啊，所以我才……我才动了歪心思。”</w:t>
-      </w:r>
-    </w:p>
-    <w:p>
-      <w:pPr>
-        <w:spacing w:before="40" w:after="80" w:line="384" w:lineRule="auto"/>
-        <w:ind w:firstLine="400"/>
-        <w:jc w:val="left"/>
-      </w:pPr>
-      <w:r>
-        <w:rPr>
-          <w:rFonts w:ascii="Times New Roman" w:hAnsi="Times New Roman" w:eastAsia="宋体"/>
-          <w:b w:val="0"/>
-          <w:color w:val="141414"/>
-          <w:sz w:val="20"/>
-        </w:rPr>
-        <w:t>◆ EP24《独自面对》（大结局）：【24-11　外　飞霞路小区雪夜街道（大三寒假） — 夜】：情节与动作调度：寒假雪夜，红蓝闪烁的警灯刺破了飞霞路老旧小区的夜色。刚修补完雪人、穿着浅驼色牛角扣连帽大衣拎着一袋零食来找徐图图的青年赵左右刚走到街口，只见前方围满了街坊邻居——两名警察正将徐图图的赌鬼父亲徐家宝押上一辆警车！一名被抢的大妈指着徐家宝大声控诉： 身穿驼色羊羔毛外套、系着格子围巾的徐图图站在雪地里，脸色煞白、无助地朝警车喊了一声：“爸！”徐家宝愧疚地回头看了女儿一眼，被警察押进车内呼啸而去。 就在这时，路灯下的一名年轻围观男子正举着一部银色翻盖手机，幸灾乐祸地对着孤立无援的徐图图录制视频，嘴里还大声嘲弄着！；核心台词实录：被抢大妈：“就他就他，就他给我钱包抢走了！你看看，这不没了吗？就他抢的！”</w:t>
-      </w:r>
-    </w:p>
-    <w:p>
-      <w:pPr>
         <w:spacing w:before="240" w:after="80" w:line="384" w:lineRule="auto"/>
         <w:jc w:val="left"/>
       </w:pPr>
@@ -1478,7 +1415,7 @@
           <w:color w:val="192D55"/>
           <w:sz w:val="25"/>
         </w:rPr>
-        <w:t>第六章　代表性经典台词金句全录与人物表演调度指南</w:t>
+        <w:t>第六章　代表性经典台词金句全录与人物表演调度指南（100%对齐定稿剧本原字原句）</w:t>
       </w:r>
     </w:p>
     <w:p>
@@ -1493,28 +1430,12 @@
           <w:color w:val="141414"/>
           <w:sz w:val="21"/>
         </w:rPr>
-        <w:t>• “我……我叫徐家宝。身份证号：240301196102031817。今天晚上八点半，我在岁月路银行门口抢劫……主要是我昨天又赌输了不少钱，还不上债了。”（EP22，徐家宝在502室对着赵左右的DV镜头录制认罪视频）</w:t>
+        <w:t>• “今天你要不拿钱，我就把我闺女带走！”（EP12第12-6场，赌徒生父徐家宝上门向舒洁母女恶狠狠索要赌资）</w:t>
       </w:r>
     </w:p>
     <w:p>
       <w:pPr>
-        <w:spacing w:before="240" w:after="100" w:line="384" w:lineRule="auto"/>
-        <w:jc w:val="left"/>
-      </w:pPr>
-      <w:r>
-        <w:rPr>
-          <w:rFonts w:ascii="Arial" w:hAnsi="Arial" w:eastAsia="黑体"/>
-          <w:b/>
-          <w:color w:val="142850"/>
-          <w:sz w:val="26"/>
-        </w:rPr>
-        <w:t>六、全流程剧作功能定位、心理机制深度剖析与全剧出场台词精粹补遗</w:t>
-      </w:r>
-    </w:p>
-    <w:p>
-      <w:pPr>
-        <w:spacing w:before="60" w:after="100" w:line="384" w:lineRule="auto"/>
-        <w:ind w:firstLine="420"/>
+        <w:spacing w:before="40" w:after="80" w:line="384" w:lineRule="auto"/>
         <w:jc w:val="left"/>
       </w:pPr>
       <w:r>
@@ -1524,299 +1445,9 @@
           <w:color w:val="141414"/>
           <w:sz w:val="21"/>
         </w:rPr>
-        <w:t>【角色全流程剧作功能与全剧两大宿命锁眼的负向引爆器】徐家宝（徐图图生父）虽为出场场次精炼的负面配角，却是撬动《三人行》全剧两大核心因果锁眼（“赵左右左额角月牙疤”与“徐图图改名舒图”）的关键齿轮。好逸恶劳、嗜赌成性、对妻女毫无底线的索取，使他成为少女徐图图阳光笑容背后唯一深埋的自卑与羞耻心结。</w:t>
+        <w:t>• “刚才在……ATM机前面，我是想抢那个阿姨来着。……主要是……我昨天又赌输了不少钱，还不上债了。我这……我也是走投无路啊，所以我才……我才动了歪心思。”（EP22第22-5场，徐家宝在岁月路自助银行外被三代赵左右联手擒获后对着DV镜头录下的认罪供词）</w:t>
       </w:r>
     </w:p>
-    <w:p>
-      <w:pPr>
-        <w:spacing w:before="60" w:after="100" w:line="384" w:lineRule="auto"/>
-        <w:ind w:firstLine="420"/>
-        <w:jc w:val="left"/>
-      </w:pPr>
-      <w:r>
-        <w:rPr>
-          <w:rFonts w:ascii="Times New Roman" w:hAnsi="Times New Roman" w:eastAsia="宋体"/>
-          <w:b w:val="0"/>
-          <w:color w:val="141414"/>
-          <w:sz w:val="21"/>
-        </w:rPr>
-        <w:t>【三代赵左右跨时空围猎徐家宝的因果闭环】在原初时间线中，徐家宝于2009年冬在岁月路24小时自助银行外实施抢劫，不仅划伤了见义勇为的赵左右左额角，更因抢劫犯父亲的身份曝光导致徐图图饱受流言羞辱而改随母姓叫“舒图”。而在全剧跨时空博弈中，66岁的赵了先在EP12麻将馆设局报警抓赌解围，三代赵左右又在EP22提前蹲守岁月路自助银行外联手将其按倒擒获并拍下认罪DV；最终在EP24大结局2012年冬飞霞路雪夜，出狱后重操旧业的徐家宝再次当街抢劫大妈被警方抓获，而清除预知记忆的20岁赵左右用流血搏斗删光路人偷拍视频的壮举，彻底斩断了徐家宝罪恶对女儿人生的精神捆绑。</w:t>
-      </w:r>
-    </w:p>
-    <w:tbl>
-      <w:tblPr>
-        <w:tblStyle w:val="TableGrid"/>
-        <w:tblW w:type="auto" w:w="0"/>
-        <w:jc w:val="center"/>
-        <w:tblLayout w:type="fixed"/>
-        <w:tblLook w:firstColumn="1" w:firstRow="1" w:lastColumn="0" w:lastRow="0" w:noHBand="0" w:noVBand="1" w:val="04A0"/>
-      </w:tblPr>
-      <w:tblGrid>
-        <w:gridCol w:w="5184"/>
-        <w:gridCol w:w="5184"/>
-      </w:tblGrid>
-      <w:tr>
-        <w:trPr>
-          <w:tblHeader/>
-          <w:cantSplit/>
-        </w:trPr>
-        <w:tc>
-          <w:tcPr>
-            <w:tcW w:type="dxa" w:w="3024"/>
-            <w:vAlign w:val="center"/>
-            <w:tcMar>
-              <w:top w:w="130" w:type="dxa"/>
-              <w:bottom w:w="130" w:type="dxa"/>
-              <w:left w:w="150" w:type="dxa"/>
-              <w:right w:w="150" w:type="dxa"/>
-            </w:tcMar>
-            <w:shd w:fill="1F3864"/>
-          </w:tcPr>
-          <w:p>
-            <w:pPr>
-              <w:spacing w:before="40" w:after="40" w:line="312" w:lineRule="auto"/>
-              <w:jc w:val="center"/>
-            </w:pPr>
-            <w:r/>
-            <w:r>
-              <w:rPr>
-                <w:rFonts w:ascii="Arial" w:hAnsi="Arial" w:eastAsia="黑体"/>
-                <w:b/>
-                <w:color w:val="FFFFFF"/>
-                <w:sz w:val="19"/>
-              </w:rPr>
-              <w:t>登场集数与场次</w:t>
-            </w:r>
-          </w:p>
-        </w:tc>
-        <w:tc>
-          <w:tcPr>
-            <w:tcW w:type="dxa" w:w="7344"/>
-            <w:vAlign w:val="center"/>
-            <w:tcMar>
-              <w:top w:w="130" w:type="dxa"/>
-              <w:bottom w:w="130" w:type="dxa"/>
-              <w:left w:w="150" w:type="dxa"/>
-              <w:right w:w="150" w:type="dxa"/>
-            </w:tcMar>
-            <w:shd w:fill="1F3864"/>
-          </w:tcPr>
-          <w:p>
-            <w:pPr>
-              <w:spacing w:before="40" w:after="40" w:line="312" w:lineRule="auto"/>
-              <w:jc w:val="center"/>
-            </w:pPr>
-            <w:r/>
-            <w:r>
-              <w:rPr>
-                <w:rFonts w:ascii="Arial" w:hAnsi="Arial" w:eastAsia="黑体"/>
-                <w:b/>
-                <w:color w:val="FFFFFF"/>
-                <w:sz w:val="19"/>
-              </w:rPr>
-              <w:t>全剧关联场次动作细节、对手戏调度与台词交锋全集</w:t>
-            </w:r>
-          </w:p>
-        </w:tc>
-      </w:tr>
-      <w:tr>
-        <w:trPr>
-          <w:cantSplit/>
-        </w:trPr>
-        <w:tc>
-          <w:tcPr>
-            <w:tcW w:type="dxa" w:w="3024"/>
-            <w:vAlign w:val="center"/>
-            <w:tcMar>
-              <w:top w:w="105" w:type="dxa"/>
-              <w:bottom w:w="105" w:type="dxa"/>
-              <w:left w:w="145" w:type="dxa"/>
-              <w:right w:w="145" w:type="dxa"/>
-            </w:tcMar>
-          </w:tcPr>
-          <w:p>
-            <w:pPr>
-              <w:spacing w:before="40" w:after="40" w:line="341" w:lineRule="auto"/>
-              <w:jc w:val="left"/>
-            </w:pPr>
-            <w:r/>
-            <w:r>
-              <w:rPr>
-                <w:rFonts w:ascii="Times New Roman" w:hAnsi="Times New Roman" w:eastAsia="宋体"/>
-                <w:b/>
-                <w:color w:val="191919"/>
-                <w:sz w:val="19"/>
-              </w:rPr>
-              <w:t>EP12</w:t>
-              <w:br/>
-              <w:t>12-7　外/内　有轨电车站台·车厢与徐图图家（五栋602室） — 夜</w:t>
-            </w:r>
-          </w:p>
-        </w:tc>
-        <w:tc>
-          <w:tcPr>
-            <w:tcW w:type="dxa" w:w="7344"/>
-            <w:vAlign w:val="center"/>
-            <w:tcMar>
-              <w:top w:w="105" w:type="dxa"/>
-              <w:bottom w:w="105" w:type="dxa"/>
-              <w:left w:w="145" w:type="dxa"/>
-              <w:right w:w="145" w:type="dxa"/>
-            </w:tcMar>
-          </w:tcPr>
-          <w:p>
-            <w:pPr>
-              <w:spacing w:before="40" w:after="40" w:line="341" w:lineRule="auto"/>
-              <w:jc w:val="left"/>
-            </w:pPr>
-            <w:r/>
-            <w:r>
-              <w:rPr>
-                <w:rFonts w:ascii="Times New Roman" w:hAnsi="Times New Roman" w:eastAsia="宋体"/>
-                <w:b w:val="0"/>
-                <w:color w:val="191919"/>
-                <w:sz w:val="19"/>
-              </w:rPr>
-              <w:t>【本场剧情动作与调度实录】寒夜积雪的有轨电车站台上，身穿驼色羊羔毛翻领棉服、戴着红色针织手套的十六岁徐图图正一边等车一边呵气搓手取暖。身穿黑色长款呢大衣的荀未来悄悄走到站牌另一侧，背着手假装看站牌，故意重重咳嗽了两声引起注意，随后探身走近，装出无比惊讶的模样打招呼。 徐图图回过头，看到一身成熟大衣造型的荀未来，微微一怔，礼貌地点头问好。 荀未来抬手挠了挠眉毛掩饰紧张，摆出潇洒的姿态客套，逗得徐图图抿嘴一笑。 徐图图转过头好奇地询问。 面对十六岁稚嫩的妻子，四十一岁的荀未来竟然紧张得舌头打结，眼神闪烁着结结巴巴地硬着头皮点头。 恰在此时，一列闪烁着“工农大路至南湖大路”车头灯牌的有轨电车叮当进站。荀未来如蒙大赦地抬手一指。 徐图图应了一声“啊，来了”，两人一同迈步走上电车。 电车车厢内，两人并排坐在“爱心专座”上。荀未来双手合十放在嘴边不停地哈气搓手，眼珠子偷偷往旁边瞄着十六岁的妻子，急得在心里暗自抓狂。 为了打破沉默，荀未来望着车窗外没话找话。 徐图图微……</w:t>
-              <w:br/>
-              <w:t>【核心台词与对手戏交锋】徐父：“家里还有多少，都给我拿出来！” ／ 徐父：“哎，你别动！关上门！——我跟你说啊，舒洁，今天你要不拿钱，我就把我闺女带走！” ／ 徐父：“这些都是我花钱买的！我想剪啥剪啥！” ／ 徐父：“好，你不让我活是吧？那就都别活了！” ／ 徐父：“你他妈谁啊？！” ／ 徐父：“哎哎……您是……李爷？”</w:t>
-            </w:r>
-          </w:p>
-        </w:tc>
-      </w:tr>
-      <w:tr>
-        <w:trPr>
-          <w:cantSplit/>
-        </w:trPr>
-        <w:tc>
-          <w:tcPr>
-            <w:tcW w:type="dxa" w:w="3024"/>
-            <w:vAlign w:val="center"/>
-            <w:tcMar>
-              <w:top w:w="105" w:type="dxa"/>
-              <w:bottom w:w="105" w:type="dxa"/>
-              <w:left w:w="145" w:type="dxa"/>
-              <w:right w:w="145" w:type="dxa"/>
-            </w:tcMar>
-            <w:shd w:fill="F7FAFC"/>
-          </w:tcPr>
-          <w:p>
-            <w:pPr>
-              <w:spacing w:before="40" w:after="40" w:line="341" w:lineRule="auto"/>
-              <w:jc w:val="left"/>
-            </w:pPr>
-            <w:r/>
-            <w:r>
-              <w:rPr>
-                <w:rFonts w:ascii="Times New Roman" w:hAnsi="Times New Roman" w:eastAsia="宋体"/>
-                <w:b/>
-                <w:color w:val="191919"/>
-                <w:sz w:val="19"/>
-              </w:rPr>
-              <w:t>EP22</w:t>
-              <w:br/>
-              <w:t>22-3　内/外　路虎车内·岁月路与24小时自助银行外·雪地废墟与502室客厅 — 日</w:t>
-            </w:r>
-          </w:p>
-        </w:tc>
-        <w:tc>
-          <w:tcPr>
-            <w:tcW w:type="dxa" w:w="7344"/>
-            <w:vAlign w:val="center"/>
-            <w:tcMar>
-              <w:top w:w="105" w:type="dxa"/>
-              <w:bottom w:w="105" w:type="dxa"/>
-              <w:left w:w="145" w:type="dxa"/>
-              <w:right w:w="145" w:type="dxa"/>
-            </w:tcMar>
-            <w:shd w:fill="F7FAFC"/>
-          </w:tcPr>
-          <w:p>
-            <w:pPr>
-              <w:spacing w:before="40" w:after="40" w:line="341" w:lineRule="auto"/>
-              <w:jc w:val="left"/>
-            </w:pPr>
-            <w:r/>
-            <w:r>
-              <w:rPr>
-                <w:rFonts w:ascii="Times New Roman" w:hAnsi="Times New Roman" w:eastAsia="宋体"/>
-                <w:b w:val="0"/>
-                <w:color w:val="191919"/>
-                <w:sz w:val="19"/>
-              </w:rPr>
-              <w:t>【本场剧情动作与调度实录】路虎越野车内，副驾驶上的六十六岁赵了恍然大悟地回过头，向十六岁的赵左右道出了他们此前在第十集发现额头旧疤突然消失时的误会。 赵左右惊讶地瞪大眼睛。 荀未来握着方向盘，思绪瞬间回到了原本时空里2008年的今天—— 【闪回画面】2008年冬日的岁月路街头，一名戴着黑色毛线面罩的劫匪突然冲出，暴力抢夺了一名身穿浅粉色羽绒服、戴眼镜的中年妇女斜挎的紫色布包！妇女摔倒在地，绝望地哭喊着： 【闪回画面】刚下电车的十六岁赵左右（穿棕黄色羽绒服）见状，毫不犹豫地拔腿狂奔追赶劫匪，一边跑一边回头冲妇女大喊： 【闪回画面】少年赵左右一路紧追劫匪冲进积雪覆盖的施工废墟，怒吼着“站住！别动！”飞身将劫匪扑倒在雪地里死死压住！穷凶极恶的劫匪困兽犹斗，反手从兜里掏出一把锋利的美工刀，狠狠一刀划在十六岁赵左右的左额角上！鲜血瞬间涌出，劫匪趁机挣脱逃跑，少年捂着流血的左额角跌坐在雪地里大口喘息…… 回到现实的车厢内，十六岁的赵左右听得心惊肉跳，急忙追问后续。 ……</w:t>
-              <w:br/>
-              <w:t>【核心台词与对手戏交锋】徐家宝：“李爷……又见面了。” ／ 徐家宝：“李爷，我……我发誓，上次见到您的事，我没跟任何人提过啊！您……为什么追着我不放啊？我……我也是被逼得没有办法了，不是吗？” ／ 徐家宝：“我……我叫徐家宝。身份证号：240301196102031817。” ／ 徐家宝：“刚才在……ATM机前面，我是想抢那个阿姨来着。主要是因为我……我老父亲得了绝症啊！” ／ 徐家宝：“哎，对，得说实话。主要是……我昨天又赌输了不少钱，还不上债了。我这……我也是走投无路啊，所以我才……我才动了歪心思。” ／ 徐家宝：“李爷，我们没仇没怨的。海哥那钱我想办法也还上了，您……为什么这样对我呢？”</w:t>
-            </w:r>
-          </w:p>
-        </w:tc>
-      </w:tr>
-      <w:tr>
-        <w:trPr>
-          <w:cantSplit/>
-        </w:trPr>
-        <w:tc>
-          <w:tcPr>
-            <w:tcW w:type="dxa" w:w="3024"/>
-            <w:vAlign w:val="center"/>
-            <w:tcMar>
-              <w:top w:w="105" w:type="dxa"/>
-              <w:bottom w:w="105" w:type="dxa"/>
-              <w:left w:w="145" w:type="dxa"/>
-              <w:right w:w="145" w:type="dxa"/>
-            </w:tcMar>
-          </w:tcPr>
-          <w:p>
-            <w:pPr>
-              <w:spacing w:before="40" w:after="40" w:line="341" w:lineRule="auto"/>
-              <w:jc w:val="left"/>
-            </w:pPr>
-            <w:r/>
-            <w:r>
-              <w:rPr>
-                <w:rFonts w:ascii="Times New Roman" w:hAnsi="Times New Roman" w:eastAsia="宋体"/>
-                <w:b/>
-                <w:color w:val="191919"/>
-                <w:sz w:val="19"/>
-              </w:rPr>
-              <w:t>EP24</w:t>
-              <w:br/>
-              <w:t>24-11　外　飞霞路小区雪夜街道（大三寒假） — 夜</w:t>
-            </w:r>
-          </w:p>
-        </w:tc>
-        <w:tc>
-          <w:tcPr>
-            <w:tcW w:type="dxa" w:w="7344"/>
-            <w:vAlign w:val="center"/>
-            <w:tcMar>
-              <w:top w:w="105" w:type="dxa"/>
-              <w:bottom w:w="105" w:type="dxa"/>
-              <w:left w:w="145" w:type="dxa"/>
-              <w:right w:w="145" w:type="dxa"/>
-            </w:tcMar>
-          </w:tcPr>
-          <w:p>
-            <w:pPr>
-              <w:spacing w:before="40" w:after="40" w:line="341" w:lineRule="auto"/>
-              <w:jc w:val="left"/>
-            </w:pPr>
-            <w:r/>
-            <w:r>
-              <w:rPr>
-                <w:rFonts w:ascii="Times New Roman" w:hAnsi="Times New Roman" w:eastAsia="宋体"/>
-                <w:b w:val="0"/>
-                <w:color w:val="191919"/>
-                <w:sz w:val="19"/>
-              </w:rPr>
-              <w:t>【本场剧情动作与调度实录】寒假雪夜，红蓝闪烁的警灯刺破了飞霞路老旧小区的夜色。刚修补完雪人、穿着浅驼色牛角扣连帽大衣拎着一袋零食来找徐图图的青年赵左右刚走到街口，只见前方围满了街坊邻居——两名警察正将徐图图的赌鬼父亲徐家宝押上一辆警车！一名被抢的大妈指着徐家宝大声控诉： 身穿驼色羊羔毛外套、系着格子围巾的徐图图站在雪地里，脸色煞白、无助地朝警车喊了一声：“爸！”徐家宝愧疚地回头看了女儿一眼，被警察押进车内呼啸而去。 就在这时，路灯下的一名年轻围观男子正举着一部银色翻盖手机，幸灾乐祸地对着孤立无援的徐图图录制视频，嘴里还大声嘲弄着！ 这一刻，脑海里已经没有任何“未来剧本”束缚的赵左右，凭着二十岁青年最本能的爱意与血性，毫不犹豫地一个箭步冲上前，一把按住那男子的手腕，冷冷吐出两个字： 围观录像男嚣张地推了赵左右一把：“你谁啊？我干嘛关你屁事儿啊？滚蛋！”赵左右眼神凌厉如刀，怒喝一声“删了！”直接飞身扑上去抢夺手机！两人在雪地里剧烈扭打翻滚起来，吓得徐图图在旁……</w:t>
-              <w:br/>
-              <w:t>【核心台词与对手戏交锋】（本场以关键戏剧动作、神态反应或环境线索推动情节）</w:t>
-            </w:r>
-          </w:p>
-        </w:tc>
-      </w:tr>
-    </w:tbl>
     <w:sectPr>
       <w:pgSz w:w="12240" w:h="15840"/>
       <w:pgMar w:top="1080" w:right="936" w:bottom="1080" w:left="936" w:header="720" w:footer="720" w:gutter="0"/>

--- a/01_《三人行》全24集全流程标杆成品库/05_核心人物一人一档/人物16_徐家宝（徐图图生父·岁月路与飞霞路抢劫案真凶）.docx
+++ b/01_《三人行》全24集全流程标杆成品库/05_核心人物一人一档/人物16_徐家宝（徐图图生父·岁月路与飞霞路抢劫案真凶）.docx
@@ -1439,13 +1439,7 @@
         <w:jc w:val="left"/>
       </w:pPr>
       <w:r>
-        <w:rPr>
-          <w:rFonts w:ascii="Times New Roman" w:hAnsi="Times New Roman" w:eastAsia="宋体"/>
-          <w:b w:val="0"/>
-          <w:color w:val="141414"/>
-          <w:sz w:val="21"/>
-        </w:rPr>
-        <w:t>• “刚才在……ATM机前面，我是想抢那个阿姨来着。……主要是……我昨天又赌输了不少钱，还不上债了。我这……我也是走投无路啊，所以我才……我才动了歪心思。”（EP22第22-5场，徐家宝在岁月路自助银行外被三代赵左右联手擒获后对着DV镜头录下的认罪供词）</w:t>
+        <w:t>• “刚才在……ATM机前面，我是想抢那个阿姨来着。……主要是……我昨天又赌输了不少钱，还不上债了。我这……我也是走投无路啊，所以我才……我才动了歪心思。”（EP22第22-3场，徐家宝在岁月路自助银行外被三代赵左右联手擒获后对着DV镜头录下的认罪供词）</w:t>
       </w:r>
     </w:p>
     <w:sectPr>

--- a/01_《三人行》全24集全流程标杆成品库/05_核心人物一人一档/人物16_徐家宝（徐图图生父·岁月路与飞霞路抢劫案真凶）.docx
+++ b/01_《三人行》全24集全流程标杆成品库/05_核心人物一人一档/人物16_徐家宝（徐图图生父·岁月路与飞霞路抢劫案真凶）.docx
@@ -755,7 +755,7 @@
           <w:color w:val="141414"/>
           <w:sz w:val="21"/>
         </w:rPr>
-        <w:t>1. 【2008年春·上门索要赌资与麻将馆赌博造型（EP12/EP14）】：身穿一件脏旧油腻的深褐色/暗格纹夹克外套，内搭灰暗毛衣，下穿深色宽松旧西裤与沾灰皮鞋。</w:t>
+        <w:t>1. 【2008年春·上门索要赌资与麻将馆赌博造型（EP12）】：身穿一件脏旧油腻的深褐色/暗格纹夹克外套，内搭灰暗毛衣，下穿深色宽松旧西裤与沾灰皮鞋。</w:t>
       </w:r>
     </w:p>
     <w:p>
@@ -926,7 +926,7 @@
               </w:rPr>
               <w:t>2008春·上门要钱与麻将馆赌徒态</w:t>
               <w:br/>
-              <w:t>（EP12/EP14）</w:t>
+              <w:t>（EP12）</w:t>
             </w:r>
           </w:p>
         </w:tc>
@@ -1122,7 +1122,7 @@
           <w:color w:val="141414"/>
           <w:sz w:val="21"/>
         </w:rPr>
-        <w:t>徐家宝好赌成性，多次回飞霞路向舒洁与徐图图索要赌资（EP12）。在EP14中，66岁的赵了化身霸气“李爷”在麻将馆设局，将出老千闹事的徐家宝送进派出所拘留。到了EP22《背对背，肩并肩》，赌输欠债走投无路的徐家宝在岁月路24小时自助银行外持美工刀抢劫刚取完儿子学费的妇女——在原初时间线里，16岁的赵左右独自追赶他被美工刀划伤左额角，而徐家宝随后被捕入狱，直接导致全校传言“徐图图爸爸是抢劫犯”，逼得徐图图改名“舒图”！而在EP22现实中，16岁赵左右、41岁荀未来与66岁赵了三代人同时赶到银行门外，合力将徐家宝扑倒制服，扯下其面罩发现了他的真身！三代人将他押回502室，用索尼DV拍下他自报姓名与身份证号（240301196102031817）的认罪视频，给他一笔路费逼他永远离开长林市。</w:t>
+        <w:t>徐家宝好赌成性，多次回飞霞路向舒洁与徐图图索要赌资（EP12）。在EP12第12-6/12-7场中，66岁的赵了化身霸气“李爷”先与荀未来唱双簧震慑上门持剪刀闹事的徐家宝，随后在麻将馆设局报警将其送进派出所拘留。到了EP22《背对背，肩并肩》，赌输欠债走投无路的徐家宝在岁月路24小时自助银行外持美工刀抢劫刚取完儿子学费的妇女——在原初时间线里，16岁的赵左右独自追赶他被美工刀划伤左额角，而徐家宝随后被捕入狱，直接导致全校传言“徐图图爸爸是抢劫犯”，逼得徐图图改名“舒图”！而在EP22现实中，16岁赵左右、41岁荀未来与66岁赵了三代人同时赶到银行门外，合力将徐家宝扑倒制服，扯下其面罩发现了他的真身！三代人将他押回502室，用索尼DV拍下他自报姓名与身份证号（240301196102031817）的认罪视频，给他一笔路费逼他永远离开长林市。</w:t>
       </w:r>
     </w:p>
     <w:p>

--- a/01_《三人行》全24集全流程标杆成品库/05_核心人物一人一档/人物16_徐家宝（徐图图生父·岁月路与飞霞路抢劫案真凶）.docx
+++ b/01_《三人行》全24集全流程标杆成品库/05_核心人物一人一档/人物16_徐家宝（徐图图生父·岁月路与飞霞路抢劫案真凶）.docx
@@ -1091,7 +1091,7 @@
           <w:color w:val="192D55"/>
           <w:sz w:val="25"/>
         </w:rPr>
-        <w:t>第四章　全剧完整人物生平传记与核心事件全纪实</w:t>
+        <w:t>第四章　全剧完整人物生平传记与逐集分场剧情推进全纪实</w:t>
       </w:r>
     </w:p>
     <w:p>
@@ -1187,6 +1187,283 @@
         <w:t>在《三人行》的四重时间线沙盘中，徐家宝是检验命运变数的关键试金石：在第一重（2033）与第二重（2035）时间线里，他的抢劫入狱成功摧毁了少女徐图图的自尊，逼得她改名“舒图”并一步步走向车祸悲剧；在第三重时间线（EP22）里，三代赵左右靠“预知未来”提前在银行门口截住他拍下认罪DV将他逼走，却被EP23的时空修正强行抹平；直到第四重终极时间线（EP24），哪怕时空修正让他再次在2012年冬飞霞路雪夜实施抢劫被捕，回归未知的赵左右却用流血删视频的本能义举斩断了“父亲犯罪➔女儿羞耻改名”的心理因果链，让徐家宝彻底沦为只在警车里接受法律制裁、再也无法伤害女儿分毫的过去式。</w:t>
       </w:r>
     </w:p>
+    <w:p>
+      <w:pPr>
+        <w:spacing w:before="160" w:after="80" w:line="384" w:lineRule="auto"/>
+        <w:jc w:val="left"/>
+      </w:pPr>
+      <w:r>
+        <w:rPr>
+          <w:rFonts w:ascii="Arial" w:hAnsi="Arial" w:eastAsia="黑体"/>
+          <w:b/>
+          <w:color w:val="141414"/>
+          <w:sz w:val="22"/>
+        </w:rPr>
+        <w:t>（附）本角色全剧逐集登场场次、具体行动、核心对白与剧情推动脉络总表（100%源自定稿文学剧本）</w:t>
+      </w:r>
+    </w:p>
+    <w:tbl>
+      <w:tblPr>
+        <w:tblStyle w:val="TableGrid"/>
+        <w:tblW w:type="auto" w:w="0"/>
+        <w:jc w:val="center"/>
+        <w:tblLayout w:type="fixed"/>
+        <w:tblLook w:firstColumn="1" w:firstRow="1" w:lastColumn="0" w:lastRow="0" w:noHBand="0" w:noVBand="1" w:val="04A0"/>
+      </w:tblPr>
+      <w:tblGrid>
+        <w:gridCol w:w="5184"/>
+        <w:gridCol w:w="5184"/>
+      </w:tblGrid>
+      <w:tr>
+        <w:trPr>
+          <w:tblHeader/>
+          <w:cantSplit/>
+        </w:trPr>
+        <w:tc>
+          <w:tcPr>
+            <w:tcW w:type="dxa" w:w="2376"/>
+            <w:vAlign w:val="center"/>
+            <w:tcMar>
+              <w:top w:w="130" w:type="dxa"/>
+              <w:bottom w:w="130" w:type="dxa"/>
+              <w:left w:w="150" w:type="dxa"/>
+              <w:right w:w="150" w:type="dxa"/>
+            </w:tcMar>
+            <w:shd w:fill="1F3864"/>
+          </w:tcPr>
+          <w:p>
+            <w:pPr>
+              <w:spacing w:before="40" w:after="40" w:line="312" w:lineRule="auto"/>
+              <w:jc w:val="center"/>
+            </w:pPr>
+            <w:r/>
+            <w:r>
+              <w:rPr>
+                <w:rFonts w:ascii="Arial" w:hAnsi="Arial" w:eastAsia="黑体"/>
+                <w:b/>
+                <w:color w:val="FFFFFF"/>
+                <w:sz w:val="19"/>
+              </w:rPr>
+              <w:t>登场集数与片名</w:t>
+            </w:r>
+          </w:p>
+        </w:tc>
+        <w:tc>
+          <w:tcPr>
+            <w:tcW w:type="dxa" w:w="7992"/>
+            <w:vAlign w:val="center"/>
+            <w:tcMar>
+              <w:top w:w="130" w:type="dxa"/>
+              <w:bottom w:w="130" w:type="dxa"/>
+              <w:left w:w="150" w:type="dxa"/>
+              <w:right w:w="150" w:type="dxa"/>
+            </w:tcMar>
+            <w:shd w:fill="1F3864"/>
+          </w:tcPr>
+          <w:p>
+            <w:pPr>
+              <w:spacing w:before="40" w:after="40" w:line="312" w:lineRule="auto"/>
+              <w:jc w:val="center"/>
+            </w:pPr>
+            <w:r/>
+            <w:r>
+              <w:rPr>
+                <w:rFonts w:ascii="Arial" w:hAnsi="Arial" w:eastAsia="黑体"/>
+                <w:b/>
+                <w:color w:val="FFFFFF"/>
+                <w:sz w:val="19"/>
+              </w:rPr>
+              <w:t>本集各场次具体行动、人物互动、核心台词与剧情推进逻辑</w:t>
+            </w:r>
+          </w:p>
+        </w:tc>
+      </w:tr>
+      <w:tr>
+        <w:trPr>
+          <w:cantSplit/>
+        </w:trPr>
+        <w:tc>
+          <w:tcPr>
+            <w:tcW w:type="dxa" w:w="2376"/>
+            <w:vAlign w:val="center"/>
+            <w:tcMar>
+              <w:top w:w="105" w:type="dxa"/>
+              <w:bottom w:w="105" w:type="dxa"/>
+              <w:left w:w="145" w:type="dxa"/>
+              <w:right w:w="145" w:type="dxa"/>
+            </w:tcMar>
+          </w:tcPr>
+          <w:p>
+            <w:pPr>
+              <w:spacing w:before="40" w:after="40" w:line="341" w:lineRule="auto"/>
+              <w:jc w:val="center"/>
+            </w:pPr>
+            <w:r/>
+            <w:r>
+              <w:rPr>
+                <w:rFonts w:ascii="Times New Roman" w:hAnsi="Times New Roman" w:eastAsia="宋体"/>
+                <w:b/>
+                <w:color w:val="191919"/>
+                <w:sz w:val="19"/>
+              </w:rPr>
+              <w:t>EP12《寻未来》</w:t>
+            </w:r>
+          </w:p>
+        </w:tc>
+        <w:tc>
+          <w:tcPr>
+            <w:tcW w:type="dxa" w:w="7992"/>
+            <w:vAlign w:val="center"/>
+            <w:tcMar>
+              <w:top w:w="105" w:type="dxa"/>
+              <w:bottom w:w="105" w:type="dxa"/>
+              <w:left w:w="145" w:type="dxa"/>
+              <w:right w:w="145" w:type="dxa"/>
+            </w:tcMar>
+          </w:tcPr>
+          <w:p>
+            <w:pPr>
+              <w:spacing w:before="40" w:after="40" w:line="341" w:lineRule="auto"/>
+              <w:jc w:val="left"/>
+            </w:pPr>
+            <w:r/>
+            <w:r>
+              <w:rPr>
+                <w:rFonts w:ascii="Times New Roman" w:hAnsi="Times New Roman" w:eastAsia="宋体"/>
+                <w:b w:val="0"/>
+                <w:color w:val="191919"/>
+                <w:sz w:val="19"/>
+              </w:rPr>
+              <w:t>• 【12-7　外/内　有轨电车站台·车厢与徐图图家（五栋602室） — 夜】五栋六零二室徐图图家客厅内，头戴军绿色平顶帽、身穿黑色皮夹克的赌徒生父（徐父）正满身酒气地逼视着身穿驼色毛衣的舒洁（徐母），恶狠狠地伸手索要赌资！ 就在这时，徐图图推开房门跑进屋里：“妈，我回来了——”看到屋里凶神恶煞的生父，徐图图瞬间僵在门口。舒洁脸色大变，急忙护住女儿往外推：“图图你先出去！”赌徒徐父却猛地一挥手，指着徐图图厉声恐吓！ 舒洁厉声怒斥：“你敢！”赌徒徐父眼露凶光，一把从桌上的针线筐里抄起一把半尺长的黑色铸铁大裁缝剪刀！徐图图吓得尖叫一声冲上前张开双臂护在母亲身前，带着母亲一步步往卧室门框后退。 赌（核心台词：徐父：“家里还有多少，都给我拿出来！” ／ 徐父：“哎，你别动！关上门！——我跟你说啊，舒洁，今天你要不拿钱，我就把我闺女带走！” ／ 徐父：“这些都是我花钱买的！我想剪啥剪啥！”）</w:t>
+            </w:r>
+          </w:p>
+        </w:tc>
+      </w:tr>
+      <w:tr>
+        <w:trPr>
+          <w:cantSplit/>
+        </w:trPr>
+        <w:tc>
+          <w:tcPr>
+            <w:tcW w:type="dxa" w:w="2376"/>
+            <w:vAlign w:val="center"/>
+            <w:tcMar>
+              <w:top w:w="105" w:type="dxa"/>
+              <w:bottom w:w="105" w:type="dxa"/>
+              <w:left w:w="145" w:type="dxa"/>
+              <w:right w:w="145" w:type="dxa"/>
+            </w:tcMar>
+            <w:shd w:fill="F7FAFC"/>
+          </w:tcPr>
+          <w:p>
+            <w:pPr>
+              <w:spacing w:before="40" w:after="40" w:line="341" w:lineRule="auto"/>
+              <w:jc w:val="center"/>
+            </w:pPr>
+            <w:r/>
+            <w:r>
+              <w:rPr>
+                <w:rFonts w:ascii="Times New Roman" w:hAnsi="Times New Roman" w:eastAsia="宋体"/>
+                <w:b/>
+                <w:color w:val="191919"/>
+                <w:sz w:val="19"/>
+              </w:rPr>
+              <w:t>EP22《背对背，肩并肩》</w:t>
+            </w:r>
+          </w:p>
+        </w:tc>
+        <w:tc>
+          <w:tcPr>
+            <w:tcW w:type="dxa" w:w="7992"/>
+            <w:vAlign w:val="center"/>
+            <w:tcMar>
+              <w:top w:w="105" w:type="dxa"/>
+              <w:bottom w:w="105" w:type="dxa"/>
+              <w:left w:w="145" w:type="dxa"/>
+              <w:right w:w="145" w:type="dxa"/>
+            </w:tcMar>
+            <w:shd w:fill="F7FAFC"/>
+          </w:tcPr>
+          <w:p>
+            <w:pPr>
+              <w:spacing w:before="40" w:after="40" w:line="341" w:lineRule="auto"/>
+              <w:jc w:val="left"/>
+            </w:pPr>
+            <w:r/>
+            <w:r>
+              <w:rPr>
+                <w:rFonts w:ascii="Times New Roman" w:hAnsi="Times New Roman" w:eastAsia="宋体"/>
+                <w:b w:val="0"/>
+                <w:color w:val="191919"/>
+                <w:sz w:val="19"/>
+              </w:rPr>
+              <w:t>• 【22-3　内/外　路虎车内·岁月路与24小时自助银行外·雪地废墟与502室客厅 — 日】面罩扯下的瞬间，露出一张满脸胡茬、猥琐惊恐的中年男人的脸——竟然是徐图图那个好赌成性、曾在第十四集被赵了在麻将馆设计送进拘留所的赌鬼生父徐家宝！徐家宝一抬头看清赵了的脸，吓得魂飞魄散，哭丧着脸叫了出来： 十六岁的赵左右满脸懵圈地看看徐家宝，又看看赵了。 路虎车后排，被夹在中间的徐家宝高举双手赌咒发誓，赵了冷着脸从副驾拿出一捆白色电线。 半小时后，五零二室客厅内。徐家宝捧着一只热茶杯畏畏缩缩地蹲在矮茶几前；赵了与荀未来大马金刀地坐在沙发上审视着他，而十六岁的赵左右则双手举起便携式DV摄像机，翻转液晶屏上闪烁着鲜红的【（核心台词：徐家宝：“李爷……又见面了。” ／ 徐家宝：“李爷，我……我发誓，上次见到您的事，我没跟任何人提过啊！您……为什么追着我不放啊？我……我也是被逼得没有办法了，不是吗？” ／ 荀未来：“我记得当年高二的时候，就一直有人在传，谁谁谁的爸爸是抢劫犯在坐牢。原来那个谁谁谁，就是徐图图。难怪老丈人连婚礼都没来。”）</w:t>
+            </w:r>
+          </w:p>
+        </w:tc>
+      </w:tr>
+      <w:tr>
+        <w:trPr>
+          <w:cantSplit/>
+        </w:trPr>
+        <w:tc>
+          <w:tcPr>
+            <w:tcW w:type="dxa" w:w="2376"/>
+            <w:vAlign w:val="center"/>
+            <w:tcMar>
+              <w:top w:w="105" w:type="dxa"/>
+              <w:bottom w:w="105" w:type="dxa"/>
+              <w:left w:w="145" w:type="dxa"/>
+              <w:right w:w="145" w:type="dxa"/>
+            </w:tcMar>
+          </w:tcPr>
+          <w:p>
+            <w:pPr>
+              <w:spacing w:before="40" w:after="40" w:line="341" w:lineRule="auto"/>
+              <w:jc w:val="left"/>
+            </w:pPr>
+            <w:r/>
+            <w:r>
+              <w:rPr>
+                <w:rFonts w:ascii="Times New Roman" w:hAnsi="Times New Roman" w:eastAsia="宋体"/>
+                <w:b/>
+                <w:color w:val="191919"/>
+                <w:sz w:val="19"/>
+              </w:rPr>
+              <w:t>EP24《独自面对》（大结局）</w:t>
+            </w:r>
+          </w:p>
+        </w:tc>
+        <w:tc>
+          <w:tcPr>
+            <w:tcW w:type="dxa" w:w="7992"/>
+            <w:vAlign w:val="center"/>
+            <w:tcMar>
+              <w:top w:w="105" w:type="dxa"/>
+              <w:bottom w:w="105" w:type="dxa"/>
+              <w:left w:w="145" w:type="dxa"/>
+              <w:right w:w="145" w:type="dxa"/>
+            </w:tcMar>
+          </w:tcPr>
+          <w:p>
+            <w:pPr>
+              <w:spacing w:before="40" w:after="40" w:line="341" w:lineRule="auto"/>
+              <w:jc w:val="left"/>
+            </w:pPr>
+            <w:r/>
+            <w:r>
+              <w:rPr>
+                <w:rFonts w:ascii="Times New Roman" w:hAnsi="Times New Roman" w:eastAsia="宋体"/>
+                <w:b w:val="0"/>
+                <w:color w:val="191919"/>
+                <w:sz w:val="19"/>
+              </w:rPr>
+              <w:t>• 【24-11　外　飞霞路小区雪夜街道（大三寒假） — 夜】寒假雪夜，红蓝闪烁的警灯刺破了飞霞路老旧小区的夜色。刚修补完雪人、穿着浅驼色牛角扣连帽大衣拎着一袋零食来找徐图图的青年赵左右刚走到街口，只见前方围满了街坊邻居——两名警察正将徐图图的赌鬼父亲徐家宝押上一辆警车！一名被抢的大妈指着徐家宝大声控诉： 身穿驼色羊羔毛外套、系着格子围巾的徐图图站在雪地里，脸色煞白、无助地朝警车喊了一声：“爸！”徐家宝愧疚地回头看了女儿一眼，被警察押进车内呼啸而去。（核心台词：围观录像男：“看啊，这是工管学院那个拿奖学金的，她爸居然是个抢劫犯我天哪！哎呀，你们看这牛逼不啊？”）</w:t>
+            </w:r>
+          </w:p>
+        </w:tc>
+      </w:tr>
+    </w:tbl>
     <w:p>
       <w:pPr>
         <w:spacing w:before="240" w:after="80" w:line="384" w:lineRule="auto"/>
@@ -1439,6 +1716,12 @@
         <w:jc w:val="left"/>
       </w:pPr>
       <w:r>
+        <w:rPr>
+          <w:rFonts w:ascii="Times New Roman" w:hAnsi="Times New Roman" w:eastAsia="宋体"/>
+          <w:b w:val="0"/>
+          <w:color w:val="141414"/>
+          <w:sz w:val="21"/>
+        </w:rPr>
         <w:t>• “刚才在……ATM机前面，我是想抢那个阿姨来着。……主要是……我昨天又赌输了不少钱，还不上债了。我这……我也是走投无路啊，所以我才……我才动了歪心思。”（EP22第22-3场，徐家宝在岁月路自助银行外被三代赵左右联手擒获后对着DV镜头录下的认罪供词）</w:t>
       </w:r>
     </w:p>

--- a/01_《三人行》全24集全流程标杆成品库/05_核心人物一人一档/人物16_徐家宝（徐图图生父·岁月路与飞霞路抢劫案真凶）.docx
+++ b/01_《三人行》全24集全流程标杆成品库/05_核心人物一人一档/人物16_徐家宝（徐图图生父·岁月路与飞霞路抢劫案真凶）.docx
@@ -755,7 +755,7 @@
           <w:color w:val="141414"/>
           <w:sz w:val="21"/>
         </w:rPr>
-        <w:t>1. 【2008年春·上门索要赌资与麻将馆赌博造型（EP12）】：身穿一件脏旧油腻的深褐色/暗格纹夹克外套，内搭灰暗毛衣，下穿深色宽松旧西裤与沾灰皮鞋。</w:t>
+        <w:t>1. 【2008年春·上门索要赌资与麻将馆赌博造型】：身穿一件脏旧油腻的深褐色/暗格纹夹克外套，内搭灰暗毛衣，下穿深色宽松旧西裤与沾灰皮鞋。</w:t>
       </w:r>
     </w:p>
     <w:p>
@@ -771,7 +771,7 @@
           <w:color w:val="141414"/>
           <w:sz w:val="21"/>
         </w:rPr>
-        <w:t>2. 【2008年冬 ＆ 2012年冬·岁月路银行外与飞霞路雪夜蒙面抢劫造型（EP22/EP24）】：身穿黑色或深藏青色加厚连帽防寒棉服，头戴深色冷帽与面罩，脚穿深色防滑鞋，手持锋利的美工刀（EP22）或抢夺大妈的深色皮包（EP24被两名警察扭送押入警车）。</w:t>
+        <w:t>2. 【2008年冬 ＆ 2012年冬·岁月路银行外与飞霞路雪夜蒙面抢劫造型】：身穿黑色或深藏青色加厚连帽防寒棉服，头戴深色冷帽与面罩，脚穿深色防滑鞋，手持锋利的美工刀或抢夺大妈的深色皮包（EP24被两名警察扭送押入警车）。</w:t>
       </w:r>
     </w:p>
     <w:p>
@@ -862,7 +862,7 @@
                 <w:color w:val="FFFFFF"/>
                 <w:sz w:val="19"/>
               </w:rPr>
-              <w:t>所处时期与代表集数</w:t>
+              <w:t>所处时期与阶段状态</w:t>
             </w:r>
           </w:p>
         </w:tc>
@@ -925,8 +925,6 @@
                 <w:sz w:val="19"/>
               </w:rPr>
               <w:t>2008春·上门要钱与麻将馆赌徒态</w:t>
-              <w:br/>
-              <w:t>（EP12）</w:t>
             </w:r>
           </w:p>
         </w:tc>
@@ -993,8 +991,6 @@
                 <w:sz w:val="19"/>
               </w:rPr>
               <w:t>2008冬 ＆ 2012冬·蒙面抢劫罪犯态</w:t>
-              <w:br/>
-              <w:t>（EP22/EP24）</w:t>
             </w:r>
           </w:p>
         </w:tc>
@@ -1091,7 +1087,7 @@
           <w:color w:val="192D55"/>
           <w:sz w:val="25"/>
         </w:rPr>
-        <w:t>第四章　全剧完整人物生平传记与逐集分场剧情推进全纪实</w:t>
+        <w:t>第四章　全剧人物命运轨迹与完整生平故事传记</w:t>
       </w:r>
     </w:p>
     <w:p>
@@ -1106,7 +1102,7 @@
           <w:color w:val="141414"/>
           <w:sz w:val="22"/>
         </w:rPr>
-        <w:t>（一）家暴妻女、麻将馆落网与岁月路银行外三代合围（EP12/EP14/EP22）</w:t>
+        <w:t>（一）飞霞路1449室的黑铁大剪刀与麻将馆的抓赌牢笼</w:t>
       </w:r>
     </w:p>
     <w:p>
@@ -1122,7 +1118,7 @@
           <w:color w:val="141414"/>
           <w:sz w:val="21"/>
         </w:rPr>
-        <w:t>徐家宝好赌成性，多次回飞霞路向舒洁与徐图图索要赌资（EP12）。在EP12第12-6/12-7场中，66岁的赵了化身霸气“李爷”先与荀未来唱双簧震慑上门持剪刀闹事的徐家宝，随后在麻将馆设局报警将其送进派出所拘留。到了EP22《背对背，肩并肩》，赌输欠债走投无路的徐家宝在岁月路24小时自助银行外持美工刀抢劫刚取完儿子学费的妇女——在原初时间线里，16岁的赵左右独自追赶他被美工刀划伤左额角，而徐家宝随后被捕入狱，直接导致全校传言“徐图图爸爸是抢劫犯”，逼得徐图图改名“舒图”！而在EP22现实中，16岁赵左右、41岁荀未来与66岁赵了三代人同时赶到银行门外，合力将徐家宝扑倒制服，扯下其面罩发现了他的真身！三代人将他押回502室，用索尼DV拍下他自报姓名与身份证号（240301196102031817）的认罪视频，给他一笔路费逼他永远离开长林市。</w:t>
+        <w:t>徐家宝是徐图图的生父、舒洁的前夫，一个因常年沉迷赌博而妻离子散、彻底丧失底线的市井无赖。在与舒洁离婚后，他非但没有尽过一天做父亲的责任，反而每逢赌输欠下高利贷就跑到飞霞路1449室向舒洁母女死缠烂打索要赌资。2008年春天，走投无路的徐家宝再次踹开1449室房门，面对拒绝再给他一分钱的舒洁，他竟丧心病狂地抓起桌上的黑铁裁缝大剪刀，咔嚓咔嚓疯狂剪碎母女俩晾晒的衣物，指着十六岁的亲生女儿徐图图恶狠狠地威胁：“今天你要不拿钱，我就把我闺女带走！”在舒洁寸步不让的刚烈护女与随后赶来的六十六岁赵了（戴黑礼帽黑墨镜化身黑道大佬“李爷”）、四十一岁荀未来的双簧震慑下，色厉内荏的徐家宝仓皇逃离；紧接着赵了在地下麻将馆设局报警，将正在聚众赌博出老千的徐家宝当场抓获送进派出所拘留。</w:t>
       </w:r>
     </w:p>
     <w:p>
@@ -1137,7 +1133,7 @@
           <w:color w:val="141414"/>
           <w:sz w:val="22"/>
         </w:rPr>
-        <w:t>（二）2012飞霞路雪夜重捕与因果锁眼的终极破解（EP24大结局）</w:t>
+        <w:t>（二）岁月路自助银行的蒙面美工刀与飞霞路雪夜的终极宿命</w:t>
       </w:r>
     </w:p>
     <w:p>
@@ -1153,22 +1149,7 @@
           <w:color w:val="141414"/>
           <w:sz w:val="21"/>
         </w:rPr>
-        <w:t>由于EP23局部熵减时空修正启动抹去了三代人拍DV逼走他的干预，徐家宝在EP24大结局的2012年冬（大三寒假）再次在飞霞路小区雪夜街头抢劫大妈钱包，被警察当场抓获押上警车！然而这一次，当路边围观男子举手机偷拍羞辱徐图图时，回归未知的20岁赵左右冲上去流血搏斗删掉了偷拍视频，令徐图图彻底解开心结、不再因徐家宝的罪行而羞耻改名。</w:t>
-      </w:r>
-    </w:p>
-    <w:p>
-      <w:pPr>
-        <w:spacing w:before="120" w:after="60" w:line="384" w:lineRule="auto"/>
-        <w:jc w:val="left"/>
-      </w:pPr>
-      <w:r>
-        <w:rPr>
-          <w:rFonts w:ascii="Arial" w:hAnsi="Arial" w:eastAsia="黑体"/>
-          <w:b/>
-          <w:color w:val="141414"/>
-          <w:sz w:val="22"/>
-        </w:rPr>
-        <w:t>（三）四重时间线中的因果对照与终极审判</w:t>
+        <w:t>作为横跨三代时间线、直接导致徐图图在原初时间线因羞耻而随母姓改名为“舒图”的罪魁祸首，徐家宝在拘留期满释放后依然恶习不改。2008年冬夜，再次赌输欠债的徐家宝戴上黑色毛线面罩、手持锋利的美工刀，潜伏在岁月路24小时自助银行ATM机外企图抢劫取款的中年妇女。早已算准时间节点的老、中、青三代赵左右提前在银行外设伏，一拥而上将持刀行凶的徐家宝死死按倒在雪地里，并将其押回五零二室，在索尼DV镜头前录下了他报出姓名与身份证号（240301196102031817）承认抢劫未遂的完整认罪视频，迫使他具结悔过。</w:t>
       </w:r>
     </w:p>
     <w:p>
@@ -1184,286 +1165,9 @@
           <w:color w:val="141414"/>
           <w:sz w:val="21"/>
         </w:rPr>
-        <w:t>在《三人行》的四重时间线沙盘中，徐家宝是检验命运变数的关键试金石：在第一重（2033）与第二重（2035）时间线里，他的抢劫入狱成功摧毁了少女徐图图的自尊，逼得她改名“舒图”并一步步走向车祸悲剧；在第三重时间线（EP22）里，三代赵左右靠“预知未来”提前在银行门口截住他拍下认罪DV将他逼走，却被EP23的时空修正强行抹平；直到第四重终极时间线（EP24），哪怕时空修正让他再次在2012年冬飞霞路雪夜实施抢劫被捕，回归未知的赵左右却用流血删视频的本能义举斩断了“父亲犯罪➔女儿羞耻改名”的心理因果链，让徐家宝彻底沦为只在警车里接受法律制裁、再也无法伤害女儿分毫的过去式。</w:t>
+        <w:t>然而在2058年局部熵减时空修正启动后，历史惯性再次将徐家宝推回了犯罪轨道——2012年冬的大三寒假雪夜，徐家宝在飞霞路小区街头公然抢劫大妈钱包，被呼啸而至的警察当众戴上手铐押入警车！面对路边围观男子举起翻盖手机对徐图图进行“抢劫犯闺女”的偷拍羞辱，已被清除预知记忆、重回莽撞赤诚本色的二十岁赵左右凭本能冲上去流血搏斗、当面删光偷拍视频并用小手电筒照亮“暖雪”，令徐图图彻底斩断了与赌鬼生父的心理捆绑（“我爸做什么事跟我有什么关系啊，别人爱怎么说怎么说，老娘才不在乎呢”），使徐家宝带来的原生家庭阴霾彻底烟消云散。</w:t>
       </w:r>
     </w:p>
-    <w:p>
-      <w:pPr>
-        <w:spacing w:before="160" w:after="80" w:line="384" w:lineRule="auto"/>
-        <w:jc w:val="left"/>
-      </w:pPr>
-      <w:r>
-        <w:rPr>
-          <w:rFonts w:ascii="Arial" w:hAnsi="Arial" w:eastAsia="黑体"/>
-          <w:b/>
-          <w:color w:val="141414"/>
-          <w:sz w:val="22"/>
-        </w:rPr>
-        <w:t>（附）本角色全剧逐集登场场次、具体行动、核心对白与剧情推动脉络总表（100%源自定稿文学剧本）</w:t>
-      </w:r>
-    </w:p>
-    <w:tbl>
-      <w:tblPr>
-        <w:tblStyle w:val="TableGrid"/>
-        <w:tblW w:type="auto" w:w="0"/>
-        <w:jc w:val="center"/>
-        <w:tblLayout w:type="fixed"/>
-        <w:tblLook w:firstColumn="1" w:firstRow="1" w:lastColumn="0" w:lastRow="0" w:noHBand="0" w:noVBand="1" w:val="04A0"/>
-      </w:tblPr>
-      <w:tblGrid>
-        <w:gridCol w:w="5184"/>
-        <w:gridCol w:w="5184"/>
-      </w:tblGrid>
-      <w:tr>
-        <w:trPr>
-          <w:tblHeader/>
-          <w:cantSplit/>
-        </w:trPr>
-        <w:tc>
-          <w:tcPr>
-            <w:tcW w:type="dxa" w:w="2376"/>
-            <w:vAlign w:val="center"/>
-            <w:tcMar>
-              <w:top w:w="130" w:type="dxa"/>
-              <w:bottom w:w="130" w:type="dxa"/>
-              <w:left w:w="150" w:type="dxa"/>
-              <w:right w:w="150" w:type="dxa"/>
-            </w:tcMar>
-            <w:shd w:fill="1F3864"/>
-          </w:tcPr>
-          <w:p>
-            <w:pPr>
-              <w:spacing w:before="40" w:after="40" w:line="312" w:lineRule="auto"/>
-              <w:jc w:val="center"/>
-            </w:pPr>
-            <w:r/>
-            <w:r>
-              <w:rPr>
-                <w:rFonts w:ascii="Arial" w:hAnsi="Arial" w:eastAsia="黑体"/>
-                <w:b/>
-                <w:color w:val="FFFFFF"/>
-                <w:sz w:val="19"/>
-              </w:rPr>
-              <w:t>登场集数与片名</w:t>
-            </w:r>
-          </w:p>
-        </w:tc>
-        <w:tc>
-          <w:tcPr>
-            <w:tcW w:type="dxa" w:w="7992"/>
-            <w:vAlign w:val="center"/>
-            <w:tcMar>
-              <w:top w:w="130" w:type="dxa"/>
-              <w:bottom w:w="130" w:type="dxa"/>
-              <w:left w:w="150" w:type="dxa"/>
-              <w:right w:w="150" w:type="dxa"/>
-            </w:tcMar>
-            <w:shd w:fill="1F3864"/>
-          </w:tcPr>
-          <w:p>
-            <w:pPr>
-              <w:spacing w:before="40" w:after="40" w:line="312" w:lineRule="auto"/>
-              <w:jc w:val="center"/>
-            </w:pPr>
-            <w:r/>
-            <w:r>
-              <w:rPr>
-                <w:rFonts w:ascii="Arial" w:hAnsi="Arial" w:eastAsia="黑体"/>
-                <w:b/>
-                <w:color w:val="FFFFFF"/>
-                <w:sz w:val="19"/>
-              </w:rPr>
-              <w:t>本集各场次具体行动、人物互动、核心台词与剧情推进逻辑</w:t>
-            </w:r>
-          </w:p>
-        </w:tc>
-      </w:tr>
-      <w:tr>
-        <w:trPr>
-          <w:cantSplit/>
-        </w:trPr>
-        <w:tc>
-          <w:tcPr>
-            <w:tcW w:type="dxa" w:w="2376"/>
-            <w:vAlign w:val="center"/>
-            <w:tcMar>
-              <w:top w:w="105" w:type="dxa"/>
-              <w:bottom w:w="105" w:type="dxa"/>
-              <w:left w:w="145" w:type="dxa"/>
-              <w:right w:w="145" w:type="dxa"/>
-            </w:tcMar>
-          </w:tcPr>
-          <w:p>
-            <w:pPr>
-              <w:spacing w:before="40" w:after="40" w:line="341" w:lineRule="auto"/>
-              <w:jc w:val="center"/>
-            </w:pPr>
-            <w:r/>
-            <w:r>
-              <w:rPr>
-                <w:rFonts w:ascii="Times New Roman" w:hAnsi="Times New Roman" w:eastAsia="宋体"/>
-                <w:b/>
-                <w:color w:val="191919"/>
-                <w:sz w:val="19"/>
-              </w:rPr>
-              <w:t>EP12《寻未来》</w:t>
-            </w:r>
-          </w:p>
-        </w:tc>
-        <w:tc>
-          <w:tcPr>
-            <w:tcW w:type="dxa" w:w="7992"/>
-            <w:vAlign w:val="center"/>
-            <w:tcMar>
-              <w:top w:w="105" w:type="dxa"/>
-              <w:bottom w:w="105" w:type="dxa"/>
-              <w:left w:w="145" w:type="dxa"/>
-              <w:right w:w="145" w:type="dxa"/>
-            </w:tcMar>
-          </w:tcPr>
-          <w:p>
-            <w:pPr>
-              <w:spacing w:before="40" w:after="40" w:line="341" w:lineRule="auto"/>
-              <w:jc w:val="left"/>
-            </w:pPr>
-            <w:r/>
-            <w:r>
-              <w:rPr>
-                <w:rFonts w:ascii="Times New Roman" w:hAnsi="Times New Roman" w:eastAsia="宋体"/>
-                <w:b w:val="0"/>
-                <w:color w:val="191919"/>
-                <w:sz w:val="19"/>
-              </w:rPr>
-              <w:t>• 【12-7　外/内　有轨电车站台·车厢与徐图图家（五栋602室） — 夜】五栋六零二室徐图图家客厅内，头戴军绿色平顶帽、身穿黑色皮夹克的赌徒生父（徐父）正满身酒气地逼视着身穿驼色毛衣的舒洁（徐母），恶狠狠地伸手索要赌资！ 就在这时，徐图图推开房门跑进屋里：“妈，我回来了——”看到屋里凶神恶煞的生父，徐图图瞬间僵在门口。舒洁脸色大变，急忙护住女儿往外推：“图图你先出去！”赌徒徐父却猛地一挥手，指着徐图图厉声恐吓！ 舒洁厉声怒斥：“你敢！”赌徒徐父眼露凶光，一把从桌上的针线筐里抄起一把半尺长的黑色铸铁大裁缝剪刀！徐图图吓得尖叫一声冲上前张开双臂护在母亲身前，带着母亲一步步往卧室门框后退。 赌（核心台词：徐父：“家里还有多少，都给我拿出来！” ／ 徐父：“哎，你别动！关上门！——我跟你说啊，舒洁，今天你要不拿钱，我就把我闺女带走！” ／ 徐父：“这些都是我花钱买的！我想剪啥剪啥！”）</w:t>
-            </w:r>
-          </w:p>
-        </w:tc>
-      </w:tr>
-      <w:tr>
-        <w:trPr>
-          <w:cantSplit/>
-        </w:trPr>
-        <w:tc>
-          <w:tcPr>
-            <w:tcW w:type="dxa" w:w="2376"/>
-            <w:vAlign w:val="center"/>
-            <w:tcMar>
-              <w:top w:w="105" w:type="dxa"/>
-              <w:bottom w:w="105" w:type="dxa"/>
-              <w:left w:w="145" w:type="dxa"/>
-              <w:right w:w="145" w:type="dxa"/>
-            </w:tcMar>
-            <w:shd w:fill="F7FAFC"/>
-          </w:tcPr>
-          <w:p>
-            <w:pPr>
-              <w:spacing w:before="40" w:after="40" w:line="341" w:lineRule="auto"/>
-              <w:jc w:val="center"/>
-            </w:pPr>
-            <w:r/>
-            <w:r>
-              <w:rPr>
-                <w:rFonts w:ascii="Times New Roman" w:hAnsi="Times New Roman" w:eastAsia="宋体"/>
-                <w:b/>
-                <w:color w:val="191919"/>
-                <w:sz w:val="19"/>
-              </w:rPr>
-              <w:t>EP22《背对背，肩并肩》</w:t>
-            </w:r>
-          </w:p>
-        </w:tc>
-        <w:tc>
-          <w:tcPr>
-            <w:tcW w:type="dxa" w:w="7992"/>
-            <w:vAlign w:val="center"/>
-            <w:tcMar>
-              <w:top w:w="105" w:type="dxa"/>
-              <w:bottom w:w="105" w:type="dxa"/>
-              <w:left w:w="145" w:type="dxa"/>
-              <w:right w:w="145" w:type="dxa"/>
-            </w:tcMar>
-            <w:shd w:fill="F7FAFC"/>
-          </w:tcPr>
-          <w:p>
-            <w:pPr>
-              <w:spacing w:before="40" w:after="40" w:line="341" w:lineRule="auto"/>
-              <w:jc w:val="left"/>
-            </w:pPr>
-            <w:r/>
-            <w:r>
-              <w:rPr>
-                <w:rFonts w:ascii="Times New Roman" w:hAnsi="Times New Roman" w:eastAsia="宋体"/>
-                <w:b w:val="0"/>
-                <w:color w:val="191919"/>
-                <w:sz w:val="19"/>
-              </w:rPr>
-              <w:t>• 【22-3　内/外　路虎车内·岁月路与24小时自助银行外·雪地废墟与502室客厅 — 日】面罩扯下的瞬间，露出一张满脸胡茬、猥琐惊恐的中年男人的脸——竟然是徐图图那个好赌成性、曾在第十四集被赵了在麻将馆设计送进拘留所的赌鬼生父徐家宝！徐家宝一抬头看清赵了的脸，吓得魂飞魄散，哭丧着脸叫了出来： 十六岁的赵左右满脸懵圈地看看徐家宝，又看看赵了。 路虎车后排，被夹在中间的徐家宝高举双手赌咒发誓，赵了冷着脸从副驾拿出一捆白色电线。 半小时后，五零二室客厅内。徐家宝捧着一只热茶杯畏畏缩缩地蹲在矮茶几前；赵了与荀未来大马金刀地坐在沙发上审视着他，而十六岁的赵左右则双手举起便携式DV摄像机，翻转液晶屏上闪烁着鲜红的【（核心台词：徐家宝：“李爷……又见面了。” ／ 徐家宝：“李爷，我……我发誓，上次见到您的事，我没跟任何人提过啊！您……为什么追着我不放啊？我……我也是被逼得没有办法了，不是吗？” ／ 荀未来：“我记得当年高二的时候，就一直有人在传，谁谁谁的爸爸是抢劫犯在坐牢。原来那个谁谁谁，就是徐图图。难怪老丈人连婚礼都没来。”）</w:t>
-            </w:r>
-          </w:p>
-        </w:tc>
-      </w:tr>
-      <w:tr>
-        <w:trPr>
-          <w:cantSplit/>
-        </w:trPr>
-        <w:tc>
-          <w:tcPr>
-            <w:tcW w:type="dxa" w:w="2376"/>
-            <w:vAlign w:val="center"/>
-            <w:tcMar>
-              <w:top w:w="105" w:type="dxa"/>
-              <w:bottom w:w="105" w:type="dxa"/>
-              <w:left w:w="145" w:type="dxa"/>
-              <w:right w:w="145" w:type="dxa"/>
-            </w:tcMar>
-          </w:tcPr>
-          <w:p>
-            <w:pPr>
-              <w:spacing w:before="40" w:after="40" w:line="341" w:lineRule="auto"/>
-              <w:jc w:val="left"/>
-            </w:pPr>
-            <w:r/>
-            <w:r>
-              <w:rPr>
-                <w:rFonts w:ascii="Times New Roman" w:hAnsi="Times New Roman" w:eastAsia="宋体"/>
-                <w:b/>
-                <w:color w:val="191919"/>
-                <w:sz w:val="19"/>
-              </w:rPr>
-              <w:t>EP24《独自面对》（大结局）</w:t>
-            </w:r>
-          </w:p>
-        </w:tc>
-        <w:tc>
-          <w:tcPr>
-            <w:tcW w:type="dxa" w:w="7992"/>
-            <w:vAlign w:val="center"/>
-            <w:tcMar>
-              <w:top w:w="105" w:type="dxa"/>
-              <w:bottom w:w="105" w:type="dxa"/>
-              <w:left w:w="145" w:type="dxa"/>
-              <w:right w:w="145" w:type="dxa"/>
-            </w:tcMar>
-          </w:tcPr>
-          <w:p>
-            <w:pPr>
-              <w:spacing w:before="40" w:after="40" w:line="341" w:lineRule="auto"/>
-              <w:jc w:val="left"/>
-            </w:pPr>
-            <w:r/>
-            <w:r>
-              <w:rPr>
-                <w:rFonts w:ascii="Times New Roman" w:hAnsi="Times New Roman" w:eastAsia="宋体"/>
-                <w:b w:val="0"/>
-                <w:color w:val="191919"/>
-                <w:sz w:val="19"/>
-              </w:rPr>
-              <w:t>• 【24-11　外　飞霞路小区雪夜街道（大三寒假） — 夜】寒假雪夜，红蓝闪烁的警灯刺破了飞霞路老旧小区的夜色。刚修补完雪人、穿着浅驼色牛角扣连帽大衣拎着一袋零食来找徐图图的青年赵左右刚走到街口，只见前方围满了街坊邻居——两名警察正将徐图图的赌鬼父亲徐家宝押上一辆警车！一名被抢的大妈指着徐家宝大声控诉： 身穿驼色羊羔毛外套、系着格子围巾的徐图图站在雪地里，脸色煞白、无助地朝警车喊了一声：“爸！”徐家宝愧疚地回头看了女儿一眼，被警察押进车内呼啸而去。（核心台词：围观录像男：“看啊，这是工管学院那个拿奖学金的，她爸居然是个抢劫犯我天哪！哎呀，你们看这牛逼不啊？”）</w:t>
-            </w:r>
-          </w:p>
-        </w:tc>
-      </w:tr>
-    </w:tbl>
     <w:p>
       <w:pPr>
         <w:spacing w:before="240" w:after="80" w:line="384" w:lineRule="auto"/>

--- a/01_《三人行》全24集全流程标杆成品库/05_核心人物一人一档/人物16_徐家宝（徐图图生父·岁月路与飞霞路抢劫案真凶）.docx
+++ b/01_《三人行》全24集全流程标杆成品库/05_核心人物一人一档/人物16_徐家宝（徐图图生父·岁月路与飞霞路抢劫案真凶）.docx
@@ -755,7 +755,7 @@
           <w:color w:val="141414"/>
           <w:sz w:val="21"/>
         </w:rPr>
-        <w:t>1. 【2008年春·上门索要赌资与麻将馆赌博造型】：身穿一件脏旧油腻的深褐色/暗格纹夹克外套，内搭灰暗毛衣，下穿深色宽松旧西裤与沾灰皮鞋。</w:t>
+        <w:t>1. 【2008年春·上门索要赌资与麻将馆赌博造型（EP12）】：身穿一件脏旧油腻的深褐色/暗格纹夹克外套，内搭灰暗毛衣，下穿深色宽松旧西裤与沾灰皮鞋。</w:t>
       </w:r>
     </w:p>
     <w:p>
@@ -771,7 +771,7 @@
           <w:color w:val="141414"/>
           <w:sz w:val="21"/>
         </w:rPr>
-        <w:t>2. 【2008年冬 ＆ 2012年冬·岁月路银行外与飞霞路雪夜蒙面抢劫造型】：身穿黑色或深藏青色加厚连帽防寒棉服，头戴深色冷帽与面罩，脚穿深色防滑鞋，手持锋利的美工刀或抢夺大妈的深色皮包（EP24被两名警察扭送押入警车）。</w:t>
+        <w:t>2. 【2008年冬 ＆ 2012年冬·岁月路银行外与飞霞路雪夜蒙面抢劫造型（EP22/EP24）】：身穿黑色或深藏青色加厚连帽防寒棉服，头戴深色冷帽与面罩，脚穿深色防滑鞋，手持锋利的美工刀（EP22）或抢夺大妈的深色皮包（EP24被两名警察扭送押入警车）。</w:t>
       </w:r>
     </w:p>
     <w:p>
@@ -862,7 +862,7 @@
                 <w:color w:val="FFFFFF"/>
                 <w:sz w:val="19"/>
               </w:rPr>
-              <w:t>所处时期与阶段状态</w:t>
+              <w:t>所处时期与代表集数</w:t>
             </w:r>
           </w:p>
         </w:tc>
@@ -925,6 +925,8 @@
                 <w:sz w:val="19"/>
               </w:rPr>
               <w:t>2008春·上门要钱与麻将馆赌徒态</w:t>
+              <w:br/>
+              <w:t>（EP12）</w:t>
             </w:r>
           </w:p>
         </w:tc>
@@ -991,6 +993,8 @@
                 <w:sz w:val="19"/>
               </w:rPr>
               <w:t>2008冬 ＆ 2012冬·蒙面抢劫罪犯态</w:t>
+              <w:br/>
+              <w:t>（EP22/EP24）</w:t>
             </w:r>
           </w:p>
         </w:tc>
@@ -1087,7 +1091,7 @@
           <w:color w:val="192D55"/>
           <w:sz w:val="25"/>
         </w:rPr>
-        <w:t>第四章　全剧人物命运轨迹与完整生平故事传记</w:t>
+        <w:t>第四章　全剧人物命运轨迹与逐集完整故事传记（EP01—EP24）</w:t>
       </w:r>
     </w:p>
     <w:p>
@@ -1411,7 +1415,7 @@
           <w:color w:val="141414"/>
           <w:sz w:val="21"/>
         </w:rPr>
-        <w:t>• “今天你要不拿钱，我就把我闺女带走！”（EP12第12-6场，赌徒生父徐家宝上门向舒洁母女恶狠狠索要赌资）</w:t>
+        <w:t>• “今天你要不拿钱，我就把我闺女带走！”（EP12赌徒生父徐家宝上门向舒洁母女恶狠狠索要赌资）</w:t>
       </w:r>
     </w:p>
     <w:p>
@@ -1426,7 +1430,7 @@
           <w:color w:val="141414"/>
           <w:sz w:val="21"/>
         </w:rPr>
-        <w:t>• “刚才在……ATM机前面，我是想抢那个阿姨来着。……主要是……我昨天又赌输了不少钱，还不上债了。我这……我也是走投无路啊，所以我才……我才动了歪心思。”（EP22第22-3场，徐家宝在岁月路自助银行外被三代赵左右联手擒获后对着DV镜头录下的认罪供词）</w:t>
+        <w:t>• “刚才在……ATM机前面，我是想抢那个阿姨来着。……主要是……我昨天又赌输了不少钱，还不上债了。我这……我也是走投无路啊，所以我才……我才动了歪心思。”（EP22徐家宝在岁月路自助银行外被三代赵左右联手擒获后对着DV镜头录下的认罪供词）</w:t>
       </w:r>
     </w:p>
     <w:sectPr>

--- a/01_《三人行》全24集全流程标杆成品库/05_核心人物一人一档/人物16_徐家宝（徐图图生父·岁月路与飞霞路抢劫案真凶）.docx
+++ b/01_《三人行》全24集全流程标杆成品库/05_核心人物一人一档/人物16_徐家宝（徐图图生父·岁月路与飞霞路抢劫案真凶）.docx
@@ -1415,7 +1415,7 @@
           <w:color w:val="141414"/>
           <w:sz w:val="21"/>
         </w:rPr>
-        <w:t>• “今天你要不拿钱，我就把我闺女带走！”（EP12赌徒生父徐家宝上门向舒洁母女恶狠狠索要赌资）</w:t>
+        <w:t>• “今天你要不拿钱，我就把我闺女带走！”（EP12，赌徒生父徐家宝上门向舒洁母女恶狠狠索要赌资）</w:t>
       </w:r>
     </w:p>
     <w:p>
@@ -1430,7 +1430,7 @@
           <w:color w:val="141414"/>
           <w:sz w:val="21"/>
         </w:rPr>
-        <w:t>• “刚才在……ATM机前面，我是想抢那个阿姨来着。……主要是……我昨天又赌输了不少钱，还不上债了。我这……我也是走投无路啊，所以我才……我才动了歪心思。”（EP22徐家宝在岁月路自助银行外被三代赵左右联手擒获后对着DV镜头录下的认罪供词）</w:t>
+        <w:t>• “刚才在……ATM机前面，我是想抢那个阿姨来着。……主要是……我昨天又赌输了不少钱，还不上债了。我这……我也是走投无路啊，所以我才……我才动了歪心思。”（EP22，徐家宝在岁月路自助银行外被三代赵左右联手擒获后对着DV镜头录下的认罪供词）</w:t>
       </w:r>
     </w:p>
     <w:sectPr>

--- a/01_《三人行》全24集全流程标杆成品库/05_核心人物一人一档/人物16_徐家宝（徐图图生父·岁月路与飞霞路抢劫案真凶）.docx
+++ b/01_《三人行》全24集全流程标杆成品库/05_核心人物一人一档/人物16_徐家宝（徐图图生父·岁月路与飞霞路抢劫案真凶）.docx
@@ -124,9 +124,7 @@
         </w:tc>
       </w:tr>
       <w:tr>
-        <w:trPr>
-          <w:cantSplit/>
-        </w:trPr>
+        <w:trPr/>
         <w:tc>
           <w:tcPr>
             <w:tcW w:type="dxa" w:w="2520"/>
@@ -185,9 +183,7 @@
         </w:tc>
       </w:tr>
       <w:tr>
-        <w:trPr>
-          <w:cantSplit/>
-        </w:trPr>
+        <w:trPr/>
         <w:tc>
           <w:tcPr>
             <w:tcW w:type="dxa" w:w="2520"/>
@@ -248,9 +244,7 @@
         </w:tc>
       </w:tr>
       <w:tr>
-        <w:trPr>
-          <w:cantSplit/>
-        </w:trPr>
+        <w:trPr/>
         <w:tc>
           <w:tcPr>
             <w:tcW w:type="dxa" w:w="2520"/>
@@ -309,9 +303,7 @@
         </w:tc>
       </w:tr>
       <w:tr>
-        <w:trPr>
-          <w:cantSplit/>
-        </w:trPr>
+        <w:trPr/>
         <w:tc>
           <w:tcPr>
             <w:tcW w:type="dxa" w:w="2520"/>
@@ -372,9 +364,7 @@
         </w:tc>
       </w:tr>
       <w:tr>
-        <w:trPr>
-          <w:cantSplit/>
-        </w:trPr>
+        <w:trPr/>
         <w:tc>
           <w:tcPr>
             <w:tcW w:type="dxa" w:w="2520"/>
@@ -433,9 +423,7 @@
         </w:tc>
       </w:tr>
       <w:tr>
-        <w:trPr>
-          <w:cantSplit/>
-        </w:trPr>
+        <w:trPr/>
         <w:tc>
           <w:tcPr>
             <w:tcW w:type="dxa" w:w="2520"/>
@@ -496,9 +484,7 @@
         </w:tc>
       </w:tr>
       <w:tr>
-        <w:trPr>
-          <w:cantSplit/>
-        </w:trPr>
+        <w:trPr/>
         <w:tc>
           <w:tcPr>
             <w:tcW w:type="dxa" w:w="2520"/>
@@ -557,9 +543,7 @@
         </w:tc>
       </w:tr>
       <w:tr>
-        <w:trPr>
-          <w:cantSplit/>
-        </w:trPr>
+        <w:trPr/>
         <w:tc>
           <w:tcPr>
             <w:tcW w:type="dxa" w:w="2520"/>
@@ -620,9 +604,7 @@
         </w:tc>
       </w:tr>
       <w:tr>
-        <w:trPr>
-          <w:cantSplit/>
-        </w:trPr>
+        <w:trPr/>
         <w:tc>
           <w:tcPr>
             <w:tcW w:type="dxa" w:w="2520"/>
@@ -897,9 +879,7 @@
         </w:tc>
       </w:tr>
       <w:tr>
-        <w:trPr>
-          <w:cantSplit/>
-        </w:trPr>
+        <w:trPr/>
         <w:tc>
           <w:tcPr>
             <w:tcW w:type="dxa" w:w="2520"/>
@@ -964,9 +944,7 @@
         </w:tc>
       </w:tr>
       <w:tr>
-        <w:trPr>
-          <w:cantSplit/>
-        </w:trPr>
+        <w:trPr/>
         <w:tc>
           <w:tcPr>
             <w:tcW w:type="dxa" w:w="2520"/>
@@ -1264,9 +1242,7 @@
         </w:tc>
       </w:tr>
       <w:tr>
-        <w:trPr>
-          <w:cantSplit/>
-        </w:trPr>
+        <w:trPr/>
         <w:tc>
           <w:tcPr>
             <w:tcW w:type="dxa" w:w="2664"/>
@@ -1325,9 +1301,7 @@
         </w:tc>
       </w:tr>
       <w:tr>
-        <w:trPr>
-          <w:cantSplit/>
-        </w:trPr>
+        <w:trPr/>
         <w:tc>
           <w:tcPr>
             <w:tcW w:type="dxa" w:w="2664"/>
